--- a/flow/20230927_hours/drafts/2024-09-u/22.09.docx
+++ b/flow/20230927_hours/drafts/2024-09-u/22.09.docx
@@ -2389,7 +2389,7 @@
           <w:rFonts w:ascii="Times New Roman" w:hAnsi="Times New Roman"/>
           <w:sz w:val="24"/>
         </w:rPr>
-        <w:t>Священник: Христос, що воскрес із мертвих, істинний Бог наш - молитвами пречистої Своєї Матері, святих славних і всехвальних апостолів, і святого, якого є храм, і святого священномученика Фоки, єпископа Синопійського, святого пророка Йони, преподобного Йони, пресвітера, і всіх святих - помилує і спасе нас як благий і людинолюбний.</w:t>
+        <w:t>Священник: Христос, що воскрес із мертвих, істинний Бог наш - молитвами пречистої Своєї Матері, святих славних і всехвальних апостолів, і святого, якого є храм,і святого священномученика Фоки, єпископа Синопійського, святого пророка Йони, преподобного Йони, пресвітера, і всіх святих - помилує і спасе нас як благий і людинолюбний.</w:t>
       </w:r>
     </w:p>
     <w:p>
@@ -5360,7 +5360,7 @@
           <w:rFonts w:ascii="Times New Roman" w:hAnsi="Times New Roman"/>
           <w:sz w:val="24"/>
         </w:rPr>
-        <w:t>Священник: Христос, що воскрес із мертвих, істинний Бог наш - молитвами пречистої Своєї Матері, святих славних і всехвальних апостолів, і святого, якого є храм, і святого священномученика Фоки, єпископа Синопійського, святого пророка Йони, преподобного Йони, пресвітера, і всіх святих - помилує і спасе нас як благий і людинолюбний.</w:t>
+        <w:t>Священник: Христос, що воскрес із мертвих, істинний Бог наш - молитвами пречистої Своєї Матері, святих славних і всехвальних апостолів, і святого, якого є храм,і святого священномученика Фоки, єпископа Синопійського, святого пророка Йони, преподобного Йони, пресвітера, і всіх святих - помилує і спасе нас як благий і людинолюбний.</w:t>
       </w:r>
     </w:p>
     <w:p>
@@ -7963,7 +7963,7 @@
           <w:rFonts w:ascii="Times New Roman" w:hAnsi="Times New Roman"/>
           <w:sz w:val="24"/>
         </w:rPr>
-        <w:t>Священник: Христос, що воскрес із мертвих, істинний Бог наш - молитвами пречистої Своєї Матері, святих славних і всехвальних апостолів, і святого, якого є храм, і святого священномученика Фоки, єпископа Синопійського, святого пророка Йони, преподобного Йони, пресвітера, і всіх святих - помилує і спасе нас як благий і людинолюбний.</w:t>
+        <w:t>Священник: Христос, що воскрес із мертвих, істинний Бог наш - молитвами пречистої Своєї Матері, святих славних і всехвальних апостолів, і святого, якого є храм,і святого священномученика Фоки, єпископа Синопійського, святого пророка Йони, преподобного Йони, пресвітера, і всіх святих - помилує і спасе нас як благий і людинолюбний.</w:t>
       </w:r>
     </w:p>
     <w:p>
@@ -10409,7 +10409,7 @@
           <w:rFonts w:ascii="Times New Roman" w:hAnsi="Times New Roman"/>
           <w:sz w:val="24"/>
         </w:rPr>
-        <w:t>Священник: Христос, що воскрес із мертвих, істинний Бог наш - молитвами пречистої Своєї Матері, святих славних і всехвальних апостолів, і святого, якого є храм, і святого священномученика Фоки, єпископа Синопійського, святого пророка Йони, преподобного Йони, пресвітера, і всіх святих - помилує і спасе нас як благий і людинолюбний.</w:t>
+        <w:t>Священник: Христос, що воскрес із мертвих, істинний Бог наш - молитвами пречистої Своєї Матері, святих славних і всехвальних апостолів, і святого, якого є храм,і святого священномученика Фоки, єпископа Синопійського, святого пророка Йони, преподобного Йони, пресвітера, і всіх святих - помилує і спасе нас як благий і людинолюбний.</w:t>
       </w:r>
     </w:p>
     <w:p>
